--- a/rapports/2026-06-06/EQ3/EQ3_enq5_v2/DR_014301230104/07-55-77-52.docx
+++ b/rapports/2026-06-06/EQ3/EQ3_enq5_v2/DR_014301230104/07-55-77-52.docx
@@ -297,7 +297,7 @@
           <w:color w:val="1F6FEB"/>
           <w:sz w:val="22"/>
         </w:rPr>
-        <w:t>⚠ INCOHÉRENCES À CORRIGER (107)</w:t>
+        <w:t>⚠ INCOHÉRENCES À CORRIGER (102)</w:t>
       </w:r>
     </w:p>
     <w:tbl>
@@ -454,7 +454,7 @@
                 <w:color w:val="16A34A"/>
                 <w:sz w:val="16"/>
               </w:rPr>
-              <w:t>—</w:t>
+              <w:t>s01q00b</w:t>
             </w:r>
           </w:p>
         </w:tc>
@@ -485,7 +485,7 @@
                 <w:i w:val="0"/>
                 <w:sz w:val="17"/>
               </w:rPr>
-              <w:t>Incoherence!!! samba ndiaye vous a montré son acte de naissance mais certaines de ses informations (soit jour ou mois ou année ) sur son acte de naissance en 1.03 manquent.</w:t>
+              <w:t>incoherent! Il manque des informations non renseignées (1 question(s) de  mane fall 2) , prière de renseigner toutes les questions liées à  mane fall 2 .</w:t>
             </w:r>
           </w:p>
         </w:tc>
@@ -575,7 +575,7 @@
                 <w:i w:val="0"/>
                 <w:sz w:val="17"/>
               </w:rPr>
-              <w:t>Prière de corriger cette incoherence.</w:t>
+              <w:t>Incoherence!!! samba ndiaye vous a montré son acte de naissance mais certaines de ses informations (soit jour ou mois ou année ) sur son acte de naissance en 1.03 manquent.</w:t>
             </w:r>
           </w:p>
         </w:tc>
@@ -634,7 +634,7 @@
                 <w:color w:val="16A34A"/>
                 <w:sz w:val="16"/>
               </w:rPr>
-              <w:t>s01q00b</w:t>
+              <w:t>—</w:t>
             </w:r>
           </w:p>
         </w:tc>
@@ -665,7 +665,7 @@
                 <w:i w:val="0"/>
                 <w:sz w:val="17"/>
               </w:rPr>
-              <w:t>incoherent! Il manque des informations non renseignées (1 question(s) de  mane fall 2) , prière de renseigner toutes les questions liées à  mane fall 2 .</w:t>
+              <w:t>Prière de corriger cette incoherence.</w:t>
             </w:r>
           </w:p>
         </w:tc>
@@ -698,7 +698,7 @@
                 <w:i w:val="0"/>
                 <w:sz w:val="16"/>
               </w:rPr>
-              <w:t>S02</w:t>
+              <w:t>S03</w:t>
               <w:br/>
             </w:r>
             <w:r>
@@ -708,7 +708,7 @@
                 <w:color w:val="64748B"/>
                 <w:sz w:val="14"/>
               </w:rPr>
-              <w:t>Éducation</w:t>
+              <w:t>Santé</w:t>
             </w:r>
           </w:p>
         </w:tc>
@@ -724,7 +724,7 @@
                 <w:color w:val="16A34A"/>
                 <w:sz w:val="16"/>
               </w:rPr>
-              <w:t>—</w:t>
+              <w:t>s03q14, s03q15, s03q17, s03q18, s03q19, s03q20, s03q21</w:t>
             </w:r>
           </w:p>
         </w:tc>
@@ -755,7 +755,7 @@
                 <w:i w:val="0"/>
                 <w:sz w:val="17"/>
               </w:rPr>
-              <w:t>Incohérence!!! seulement les écoles gouvermentales paient les cotisations (Gouvernement, communauté, ONG ou organisation humanitaire).</w:t>
+              <w:t>Incoherence!!! seynabou pouye a consulté dans un service de santé ou un guérisseur au cours des 3 derniers mois sans hospitalisation (3.13=Oui) mais la depense liée à cette consultation est nulle 0 ou ne sait pas partout dans les questions (s03q14 s03q15 s03q17 s03q18 s03q19 s03q20 s03q21).</w:t>
             </w:r>
           </w:p>
         </w:tc>
@@ -770,10 +770,10 @@
               <w:rPr>
                 <w:b/>
                 <w:i w:val="0"/>
-                <w:color w:val="DC2626"/>
-                <w:sz w:val="16"/>
-              </w:rPr>
-              <w:t>Haute</w:t>
+                <w:color w:val="EA580C"/>
+                <w:sz w:val="16"/>
+              </w:rPr>
+              <w:t>Moyenne</w:t>
             </w:r>
           </w:p>
         </w:tc>
@@ -788,7 +788,7 @@
                 <w:i w:val="0"/>
                 <w:sz w:val="16"/>
               </w:rPr>
-              <w:t>S03</w:t>
+              <w:t>S00</w:t>
               <w:br/>
             </w:r>
             <w:r>
@@ -798,7 +798,7 @@
                 <w:color w:val="64748B"/>
                 <w:sz w:val="14"/>
               </w:rPr>
-              <w:t>Santé</w:t>
+              <w:t>Identification</w:t>
             </w:r>
           </w:p>
         </w:tc>
@@ -814,7 +814,7 @@
                 <w:color w:val="16A34A"/>
                 <w:sz w:val="16"/>
               </w:rPr>
-              <w:t>s03q14, s03q15, s03q17, s03q18, s03q19, s03q20, s03q21</w:t>
+              <w:t>s00q07a, s00q08, s00q10, s00q13_0, s00q15_0, s00q17_0, s00q23a, s00q23b</w:t>
             </w:r>
           </w:p>
         </w:tc>
@@ -845,7 +845,7 @@
                 <w:i w:val="0"/>
                 <w:sz w:val="17"/>
               </w:rPr>
-              <w:t>Incoherence!!! seynabou pouye a consulté dans un service de santé ou un guérisseur au cours des 3 derniers mois sans hospitalisation (3.13=Oui) mais la depense liée à cette consultation est nulle 0 ou ne sait pas partout dans les questions (s03q14 s03q15 s03q17 s03q18 s03q19 s03q20 s03q21).</w:t>
+              <w:t>Prière de renseigner toutes les informations du ménage dans la section 0 avant d'entamer les autres informations.</w:t>
             </w:r>
           </w:p>
         </w:tc>
@@ -904,7 +904,7 @@
                 <w:color w:val="16A34A"/>
                 <w:sz w:val="16"/>
               </w:rPr>
-              <w:t>s00q07a, s00q08, s00q10, s00q13_0, s00q15_0, s00q17_0, s00q23a, s00q23b</w:t>
+              <w:t>—</w:t>
             </w:r>
           </w:p>
         </w:tc>
@@ -935,7 +935,7 @@
                 <w:i w:val="0"/>
                 <w:sz w:val="17"/>
               </w:rPr>
-              <w:t>Prière de renseigner toutes les informations du ménage dans la section 0 avant d'entamer les autres informations.</w:t>
+              <w:t>Attention! Il manque des informations non renseignées dans la section 0, prière de regarder toutes les autres informations dans l'identification du ménage (IDENTIFICATION ET RENSEIGNEMENTS DE CONTROLE) ou dans OBSERVATIONS pour pouvoir renseigné toutes les questions liées au ménage.</w:t>
             </w:r>
           </w:p>
         </w:tc>
@@ -968,7 +968,7 @@
                 <w:i w:val="0"/>
                 <w:sz w:val="16"/>
               </w:rPr>
-              <w:t>S00</w:t>
+              <w:t>S01</w:t>
               <w:br/>
             </w:r>
             <w:r>
@@ -978,7 +978,7 @@
                 <w:color w:val="64748B"/>
                 <w:sz w:val="14"/>
               </w:rPr>
-              <w:t>Identification</w:t>
+              <w:t>Démographie</w:t>
             </w:r>
           </w:p>
         </w:tc>
@@ -1025,7 +1025,7 @@
                 <w:i w:val="0"/>
                 <w:sz w:val="17"/>
               </w:rPr>
-              <w:t>Attention! Il manque des informations non renseignées dans la section 0, prière de regarder toutes les autres informations dans l'identification du ménage (IDENTIFICATION ET RENSEIGNEMENTS DE CONTROLE) ou dans OBSERVATIONS pour pouvoir renseigné toutes les questions liées au ménage.</w:t>
+              <w:t>Attention ! Le montant (7450 Fcfa) dépensé ou reçu en cadeau pour les cartes prépayées, les transferts de crédit et les abonnements de  arona sy est relativement élevé par rapport aux autres montants depansés observés dans cette zone.</w:t>
             </w:r>
           </w:p>
         </w:tc>
@@ -1115,7 +1115,7 @@
                 <w:i w:val="0"/>
                 <w:sz w:val="17"/>
               </w:rPr>
-              <w:t>Attention ! Le montant (7450 Fcfa) dépensé ou reçu en cadeau pour les cartes prépayées, les transferts de crédit et les abonnements de  arona sy est relativement élevé par rapport aux autres montants depansés observés dans cette zone.</w:t>
+              <w:t>Prière de corriger ou de confirmer avec le QG.</w:t>
             </w:r>
           </w:p>
         </w:tc>
@@ -1174,7 +1174,7 @@
                 <w:color w:val="16A34A"/>
                 <w:sz w:val="16"/>
               </w:rPr>
-              <w:t>—</w:t>
+              <w:t>s01q41a, s01q00b</w:t>
             </w:r>
           </w:p>
         </w:tc>
@@ -1205,7 +1205,7 @@
                 <w:i w:val="0"/>
                 <w:sz w:val="17"/>
               </w:rPr>
-              <w:t>Prière de corriger ou de confirmer avec le QG.</w:t>
+              <w:t>Attention ! Le montant (7450 Fcfa) dépensé ou reçu en cadeau pour les recharges internet ou de forfaits de données mobiles(hors appels vocaux), aucours des 30 derniers jours de  arona sy est relativement élevé par rapport aux autres montants depansés observés dans cette zone.</w:t>
             </w:r>
           </w:p>
         </w:tc>
@@ -1264,7 +1264,7 @@
                 <w:color w:val="16A34A"/>
                 <w:sz w:val="16"/>
               </w:rPr>
-              <w:t>s01q41a, s01q00b</w:t>
+              <w:t>s01q16, s01q00b, s01q16_autre</w:t>
             </w:r>
           </w:p>
         </w:tc>
@@ -1295,7 +1295,7 @@
                 <w:i w:val="0"/>
                 <w:sz w:val="17"/>
               </w:rPr>
-              <w:t>Attention ! Le montant (7450 Fcfa) dépensé ou reçu en cadeau pour les recharges internet ou de forfaits de données mobiles(hors appels vocaux), aucours des 30 derniers jours de  arona sy est relativement élevé par rapport aux autres montants depansés observés dans cette zone.</w:t>
+              <w:t>L'ethni de alassane ndiaye est sarakhole, prière de bien classer cet ethni qui existe soit dans la liste des ethni ou n'éxiste pas comme ethni.</w:t>
             </w:r>
           </w:p>
         </w:tc>
@@ -1354,7 +1354,7 @@
                 <w:color w:val="16A34A"/>
                 <w:sz w:val="16"/>
               </w:rPr>
-              <w:t>s01q16, s01q00b, s01q16_autre</w:t>
+              <w:t>s01q23, s01q00b, s01q23_autre</w:t>
             </w:r>
           </w:p>
         </w:tc>
@@ -1385,7 +1385,7 @@
                 <w:i w:val="0"/>
                 <w:sz w:val="17"/>
               </w:rPr>
-              <w:t>L'ethni de alassane ndiaye est sarakhole, prière de bien classer cet ethni qui existe soit dans la liste des ethni ou n'éxiste pas comme ethni.</w:t>
+              <w:t>L'utilisations de l'internet  de ablaye fall est regarde la lutte et semble exister dans les modalités, prière de prendre attache avec le QG pour plus d'explication afin de la classer bien.</w:t>
             </w:r>
           </w:p>
         </w:tc>
@@ -1475,7 +1475,7 @@
                 <w:i w:val="0"/>
                 <w:sz w:val="17"/>
               </w:rPr>
-              <w:t>L'utilisations de l'internet  de ablaye fall est regarde la lutte et semble exister dans les modalités, prière de prendre attache avec le QG pour plus d'explication afin de la classer bien.</w:t>
+              <w:t>La raison principale que ablaye fall envisage de migrer est pour trvailler et semble exister dans les modalités, prière de prendre attache avec le QG pour plus d'explication afin de la classer bien.</w:t>
             </w:r>
           </w:p>
         </w:tc>
@@ -1565,7 +1565,7 @@
                 <w:i w:val="0"/>
                 <w:sz w:val="17"/>
               </w:rPr>
-              <w:t>La raison principale que ablaye fall envisage de migrer est pour trvailler et semble exister dans les modalités, prière de prendre attache avec le QG pour plus d'explication afin de la classer bien.</w:t>
+              <w:t>L'utilisations de l'internet  de samba ndiaye est regarde la lutte et semble exister dans les modalités, prière de prendre attache avec le QG pour plus d'explication afin de la classer bien.</w:t>
             </w:r>
           </w:p>
         </w:tc>
@@ -1655,7 +1655,7 @@
                 <w:i w:val="0"/>
                 <w:sz w:val="17"/>
               </w:rPr>
-              <w:t>L'utilisations de l'internet  de samba ndiaye est regarde la lutte et semble exister dans les modalités, prière de prendre attache avec le QG pour plus d'explication afin de la classer bien.</w:t>
+              <w:t>L'utilisations de l'internet  de seynabou pouye est regarde des films et semble exister dans les modalités, prière de prendre attache avec le QG pour plus d'explication afin de la classer bien.</w:t>
             </w:r>
           </w:p>
         </w:tc>
@@ -1745,7 +1745,7 @@
                 <w:i w:val="0"/>
                 <w:sz w:val="17"/>
               </w:rPr>
-              <w:t>L'utilisations de l'internet  de seynabou pouye est regarde des films et semble exister dans les modalités, prière de prendre attache avec le QG pour plus d'explication afin de la classer bien.</w:t>
+              <w:t>L'utilisations de l'internet  de thioro faye est regarde des series et semble exister dans les modalités, prière de prendre attache avec le QG pour plus d'explication afin de la classer bien.</w:t>
             </w:r>
           </w:p>
         </w:tc>
@@ -1835,7 +1835,7 @@
                 <w:i w:val="0"/>
                 <w:sz w:val="17"/>
               </w:rPr>
-              <w:t>L'utilisations de l'internet  de thioro faye est regarde des series et semble exister dans les modalités, prière de prendre attache avec le QG pour plus d'explication afin de la classer bien.</w:t>
+              <w:t>L'utilisations de l'internet  de yacine seck est regarde des series et semble exister dans les modalités, prière de prendre attache avec le QG pour plus d'explication afin de la classer bien.</w:t>
             </w:r>
           </w:p>
         </w:tc>
@@ -1925,7 +1925,7 @@
                 <w:i w:val="0"/>
                 <w:sz w:val="17"/>
               </w:rPr>
-              <w:t>L'utilisations de l'internet  de yacine seck est regarde des series et semble exister dans les modalités, prière de prendre attache avec le QG pour plus d'explication afin de la classer bien.</w:t>
+              <w:t>La raison principale pour laquelle que mane fall 1 est venu vivre dans cette localité est sa mere a voyage et semble exister dans les modalités, prière de prendre attache avec le QG pour plus d'explication afin de la classer bien.</w:t>
             </w:r>
           </w:p>
         </w:tc>
@@ -1984,7 +1984,7 @@
                 <w:color w:val="16A34A"/>
                 <w:sz w:val="16"/>
               </w:rPr>
-              <w:t>s01q23, s01q00b, s01q23_autre</w:t>
+              <w:t>s01q08</w:t>
             </w:r>
           </w:p>
         </w:tc>
@@ -2000,7 +2000,7 @@
                 <w:color w:val="64748B"/>
                 <w:sz w:val="16"/>
               </w:rPr>
-              <w:t>GT-CQ</w:t>
+              <w:t>Natif SuSo</w:t>
             </w:r>
           </w:p>
         </w:tc>
@@ -2015,457 +2015,7 @@
                 <w:i w:val="0"/>
                 <w:sz w:val="17"/>
               </w:rPr>
-              <w:t>La raison principale pour laquelle que mane fall 1 est venu vivre dans cette localité est sa mere a voyage et semble exister dans les modalités, prière de prendre attache avec le QG pour plus d'explication afin de la classer bien.</w:t>
-            </w:r>
-          </w:p>
-        </w:tc>
-      </w:tr>
-      <w:tr>
-        <w:tc>
-          <w:tcPr>
-            <w:tcW w:type="dxa" w:w="964"/>
-          </w:tcPr>
-          <w:p>
-            <w:r>
-              <w:rPr>
-                <w:b/>
-                <w:i w:val="0"/>
-                <w:color w:val="EA580C"/>
-                <w:sz w:val="16"/>
-              </w:rPr>
-              <w:t>Moyenne</w:t>
-            </w:r>
-          </w:p>
-        </w:tc>
-        <w:tc>
-          <w:tcPr>
-            <w:tcW w:type="dxa" w:w="1247"/>
-          </w:tcPr>
-          <w:p>
-            <w:r>
-              <w:rPr>
-                <w:b/>
-                <w:i w:val="0"/>
-                <w:sz w:val="16"/>
-              </w:rPr>
-              <w:t>S01</w:t>
-              <w:br/>
-            </w:r>
-            <w:r>
-              <w:rPr>
-                <w:b w:val="0"/>
-                <w:i w:val="0"/>
-                <w:color w:val="64748B"/>
-                <w:sz w:val="14"/>
-              </w:rPr>
-              <w:t>Démographie</w:t>
-            </w:r>
-          </w:p>
-        </w:tc>
-        <w:tc>
-          <w:tcPr>
-            <w:tcW w:type="dxa" w:w="1531"/>
-          </w:tcPr>
-          <w:p>
-            <w:r>
-              <w:rPr>
-                <w:b/>
-                <w:i w:val="0"/>
-                <w:color w:val="16A34A"/>
-                <w:sz w:val="16"/>
-              </w:rPr>
-              <w:t>s00q27, s01q03a, s01q03b, s01q03c, s01q00b</w:t>
-            </w:r>
-          </w:p>
-        </w:tc>
-        <w:tc>
-          <w:tcPr>
-            <w:tcW w:type="dxa" w:w="1191"/>
-          </w:tcPr>
-          <w:p>
-            <w:r>
-              <w:rPr>
-                <w:b w:val="0"/>
-                <w:i w:val="0"/>
-                <w:color w:val="64748B"/>
-                <w:sz w:val="16"/>
-              </w:rPr>
-              <w:t>GT-CQ</w:t>
-            </w:r>
-          </w:p>
-        </w:tc>
-        <w:tc>
-          <w:tcPr>
-            <w:tcW w:type="dxa" w:w="4706"/>
-          </w:tcPr>
-          <w:p>
-            <w:r>
-              <w:rPr>
-                <w:b w:val="0"/>
-                <w:i w:val="0"/>
-                <w:sz w:val="17"/>
-              </w:rPr>
-              <w:t>Les informations sur l'acte de naissance (ni Jours, ni mois et ni années) de  mame diarra ba  manquent, s'il vous plait pouvez-vous fournir d'effort pour avoir ces informations.</w:t>
-            </w:r>
-          </w:p>
-        </w:tc>
-      </w:tr>
-      <w:tr>
-        <w:tc>
-          <w:tcPr>
-            <w:tcW w:type="dxa" w:w="964"/>
-          </w:tcPr>
-          <w:p>
-            <w:r>
-              <w:rPr>
-                <w:b/>
-                <w:i w:val="0"/>
-                <w:color w:val="EA580C"/>
-                <w:sz w:val="16"/>
-              </w:rPr>
-              <w:t>Moyenne</w:t>
-            </w:r>
-          </w:p>
-        </w:tc>
-        <w:tc>
-          <w:tcPr>
-            <w:tcW w:type="dxa" w:w="1247"/>
-          </w:tcPr>
-          <w:p>
-            <w:r>
-              <w:rPr>
-                <w:b/>
-                <w:i w:val="0"/>
-                <w:sz w:val="16"/>
-              </w:rPr>
-              <w:t>S01</w:t>
-              <w:br/>
-            </w:r>
-            <w:r>
-              <w:rPr>
-                <w:b w:val="0"/>
-                <w:i w:val="0"/>
-                <w:color w:val="64748B"/>
-                <w:sz w:val="14"/>
-              </w:rPr>
-              <w:t>Démographie</w:t>
-            </w:r>
-          </w:p>
-        </w:tc>
-        <w:tc>
-          <w:tcPr>
-            <w:tcW w:type="dxa" w:w="1531"/>
-          </w:tcPr>
-          <w:p>
-            <w:r>
-              <w:rPr>
-                <w:b/>
-                <w:i w:val="0"/>
-                <w:color w:val="16A34A"/>
-                <w:sz w:val="16"/>
-              </w:rPr>
-              <w:t>s00q27, s01q03a, s01q03b, s01q03c, s01q00b</w:t>
-            </w:r>
-          </w:p>
-        </w:tc>
-        <w:tc>
-          <w:tcPr>
-            <w:tcW w:type="dxa" w:w="1191"/>
-          </w:tcPr>
-          <w:p>
-            <w:r>
-              <w:rPr>
-                <w:b w:val="0"/>
-                <w:i w:val="0"/>
-                <w:color w:val="64748B"/>
-                <w:sz w:val="16"/>
-              </w:rPr>
-              <w:t>GT-CQ</w:t>
-            </w:r>
-          </w:p>
-        </w:tc>
-        <w:tc>
-          <w:tcPr>
-            <w:tcW w:type="dxa" w:w="4706"/>
-          </w:tcPr>
-          <w:p>
-            <w:r>
-              <w:rPr>
-                <w:b w:val="0"/>
-                <w:i w:val="0"/>
-                <w:sz w:val="17"/>
-              </w:rPr>
-              <w:t>Les informations sur l'acte de naissance (ni Jours, ni mois et ni années) de  mane fall 2  manquent, s'il vous plait pouvez-vous fournir d'effort pour avoir ces informations.</w:t>
-            </w:r>
-          </w:p>
-        </w:tc>
-      </w:tr>
-      <w:tr>
-        <w:tc>
-          <w:tcPr>
-            <w:tcW w:type="dxa" w:w="964"/>
-          </w:tcPr>
-          <w:p>
-            <w:r>
-              <w:rPr>
-                <w:b/>
-                <w:i w:val="0"/>
-                <w:color w:val="EA580C"/>
-                <w:sz w:val="16"/>
-              </w:rPr>
-              <w:t>Moyenne</w:t>
-            </w:r>
-          </w:p>
-        </w:tc>
-        <w:tc>
-          <w:tcPr>
-            <w:tcW w:type="dxa" w:w="1247"/>
-          </w:tcPr>
-          <w:p>
-            <w:r>
-              <w:rPr>
-                <w:b/>
-                <w:i w:val="0"/>
-                <w:sz w:val="16"/>
-              </w:rPr>
-              <w:t>S01</w:t>
-              <w:br/>
-            </w:r>
-            <w:r>
-              <w:rPr>
-                <w:b w:val="0"/>
-                <w:i w:val="0"/>
-                <w:color w:val="64748B"/>
-                <w:sz w:val="14"/>
-              </w:rPr>
-              <w:t>Démographie</w:t>
-            </w:r>
-          </w:p>
-        </w:tc>
-        <w:tc>
-          <w:tcPr>
-            <w:tcW w:type="dxa" w:w="1531"/>
-          </w:tcPr>
-          <w:p>
-            <w:r>
-              <w:rPr>
-                <w:b/>
-                <w:i w:val="0"/>
-                <w:color w:val="16A34A"/>
-                <w:sz w:val="16"/>
-              </w:rPr>
-              <w:t>s00q27, s01q03a, s01q03b, s01q03c, s01q00b</w:t>
-            </w:r>
-          </w:p>
-        </w:tc>
-        <w:tc>
-          <w:tcPr>
-            <w:tcW w:type="dxa" w:w="1191"/>
-          </w:tcPr>
-          <w:p>
-            <w:r>
-              <w:rPr>
-                <w:b w:val="0"/>
-                <w:i w:val="0"/>
-                <w:color w:val="64748B"/>
-                <w:sz w:val="16"/>
-              </w:rPr>
-              <w:t>GT-CQ</w:t>
-            </w:r>
-          </w:p>
-        </w:tc>
-        <w:tc>
-          <w:tcPr>
-            <w:tcW w:type="dxa" w:w="4706"/>
-          </w:tcPr>
-          <w:p>
-            <w:r>
-              <w:rPr>
-                <w:b w:val="0"/>
-                <w:i w:val="0"/>
-                <w:sz w:val="17"/>
-              </w:rPr>
-              <w:t>Les informations sur l'acte de naissance (ni Jours, ni mois et ni années) de  mané ndiaye  manquent, s'il vous plait pouvez-vous fournir d'effort pour avoir ces informations.</w:t>
-            </w:r>
-          </w:p>
-        </w:tc>
-      </w:tr>
-      <w:tr>
-        <w:tc>
-          <w:tcPr>
-            <w:tcW w:type="dxa" w:w="964"/>
-          </w:tcPr>
-          <w:p>
-            <w:r>
-              <w:rPr>
-                <w:b/>
-                <w:i w:val="0"/>
-                <w:color w:val="EA580C"/>
-                <w:sz w:val="16"/>
-              </w:rPr>
-              <w:t>Moyenne</w:t>
-            </w:r>
-          </w:p>
-        </w:tc>
-        <w:tc>
-          <w:tcPr>
-            <w:tcW w:type="dxa" w:w="1247"/>
-          </w:tcPr>
-          <w:p>
-            <w:r>
-              <w:rPr>
-                <w:b/>
-                <w:i w:val="0"/>
-                <w:sz w:val="16"/>
-              </w:rPr>
-              <w:t>S01</w:t>
-              <w:br/>
-            </w:r>
-            <w:r>
-              <w:rPr>
-                <w:b w:val="0"/>
-                <w:i w:val="0"/>
-                <w:color w:val="64748B"/>
-                <w:sz w:val="14"/>
-              </w:rPr>
-              <w:t>Démographie</w:t>
-            </w:r>
-          </w:p>
-        </w:tc>
-        <w:tc>
-          <w:tcPr>
-            <w:tcW w:type="dxa" w:w="1531"/>
-          </w:tcPr>
-          <w:p>
-            <w:r>
-              <w:rPr>
-                <w:b/>
-                <w:i w:val="0"/>
-                <w:color w:val="16A34A"/>
-                <w:sz w:val="16"/>
-              </w:rPr>
-              <w:t>s01q08</w:t>
-            </w:r>
-          </w:p>
-        </w:tc>
-        <w:tc>
-          <w:tcPr>
-            <w:tcW w:type="dxa" w:w="1191"/>
-          </w:tcPr>
-          <w:p>
-            <w:r>
-              <w:rPr>
-                <w:b w:val="0"/>
-                <w:i w:val="0"/>
-                <w:color w:val="64748B"/>
-                <w:sz w:val="16"/>
-              </w:rPr>
-              <w:t>Natif SuSo</w:t>
-            </w:r>
-          </w:p>
-        </w:tc>
-        <w:tc>
-          <w:tcPr>
-            <w:tcW w:type="dxa" w:w="4706"/>
-          </w:tcPr>
-          <w:p>
-            <w:r>
-              <w:rPr>
-                <w:b w:val="0"/>
-                <w:i w:val="0"/>
-                <w:sz w:val="17"/>
-              </w:rPr>
               <w:t>Incohérence! D'après la question (1.02), %rostertitle% est conjointe du chef de ménage qui lui vit dans le ménage. Veuillez corriger.</w:t>
-            </w:r>
-          </w:p>
-        </w:tc>
-      </w:tr>
-      <w:tr>
-        <w:tc>
-          <w:tcPr>
-            <w:tcW w:type="dxa" w:w="964"/>
-          </w:tcPr>
-          <w:p>
-            <w:r>
-              <w:rPr>
-                <w:b/>
-                <w:i w:val="0"/>
-                <w:color w:val="EA580C"/>
-                <w:sz w:val="16"/>
-              </w:rPr>
-              <w:t>Moyenne</w:t>
-            </w:r>
-          </w:p>
-        </w:tc>
-        <w:tc>
-          <w:tcPr>
-            <w:tcW w:type="dxa" w:w="1247"/>
-          </w:tcPr>
-          <w:p>
-            <w:r>
-              <w:rPr>
-                <w:b/>
-                <w:i w:val="0"/>
-                <w:sz w:val="16"/>
-              </w:rPr>
-              <w:t>S02</w:t>
-              <w:br/>
-            </w:r>
-            <w:r>
-              <w:rPr>
-                <w:b w:val="0"/>
-                <w:i w:val="0"/>
-                <w:color w:val="64748B"/>
-                <w:sz w:val="14"/>
-              </w:rPr>
-              <w:t>Éducation</w:t>
-            </w:r>
-          </w:p>
-        </w:tc>
-        <w:tc>
-          <w:tcPr>
-            <w:tcW w:type="dxa" w:w="1531"/>
-          </w:tcPr>
-          <w:p>
-            <w:r>
-              <w:rPr>
-                <w:b/>
-                <w:i w:val="0"/>
-                <w:color w:val="16A34A"/>
-                <w:sz w:val="16"/>
-              </w:rPr>
-              <w:t>—</w:t>
-            </w:r>
-          </w:p>
-        </w:tc>
-        <w:tc>
-          <w:tcPr>
-            <w:tcW w:type="dxa" w:w="1191"/>
-          </w:tcPr>
-          <w:p>
-            <w:r>
-              <w:rPr>
-                <w:b w:val="0"/>
-                <w:i w:val="0"/>
-                <w:color w:val="64748B"/>
-                <w:sz w:val="16"/>
-              </w:rPr>
-              <w:t>GT-CQ</w:t>
-            </w:r>
-          </w:p>
-        </w:tc>
-        <w:tc>
-          <w:tcPr>
-            <w:tcW w:type="dxa" w:w="4706"/>
-          </w:tcPr>
-          <w:p>
-            <w:r>
-              <w:rPr>
-                <w:b w:val="0"/>
-                <w:i w:val="0"/>
-                <w:sz w:val="17"/>
-              </w:rPr>
-              <w:t>veuillez, s'il vous plait, confirmer la cotisation ( 7000 FCFA) payée de mane fall 1 avec le QG ou apporter les corrections nécessaires.</w:t>
             </w:r>
           </w:p>
         </w:tc>
